--- a/res/synthetic_fascicoli/fascicoli/fascicolo_sintetico_023/sentenza.docx
+++ b/res/synthetic_fascicoli/fascicoli/fascicolo_sintetico_023/sentenza.docx
@@ -338,7 +338,7 @@
               <w:rStyle w:val="PlaceholderText"/>
               <w:lang w:val="en-US"/>
             </w:rPr>
-            <w:t/>
+            <w:t>386/2024</w:t>
           </w:r>
         </w:sdtContent>
       </w:sdt>
@@ -400,7 +400,7 @@
               <w:rStyle w:val="PlaceholderText"/>
               <w:lang w:val="en-US"/>
             </w:rPr>
-            <w:t>Francesca Joao Leoni-Silva, Sara Marini</w:t>
+            <w:t>Ana Souza Silva, Pedro Silva, Ana Rodrigues</w:t>
           </w:r>
         </w:sdtContent>
       </w:sdt>
@@ -444,7 +444,7 @@
               <w:rStyle w:val="PlaceholderText"/>
               <w:lang w:val="en-US"/>
             </w:rPr>
-            <w:t>Paolo Neri</w:t>
+            <w:t>Juliana Barbosa</w:t>
           </w:r>
         </w:sdtContent>
       </w:sdt>
@@ -805,7 +805,7 @@
             <w:rPr>
               <w:rStyle w:val="PlaceholderText"/>
             </w:rPr>
-            <w:t>06-09-2024</w:t>
+            <w:t>29-12-2025</w:t>
           </w:r>
         </w:sdtContent>
       </w:sdt>
@@ -909,7 +909,7 @@
               <w:rStyle w:val="PlaceholderText"/>
               <w:lang w:val="en-US"/>
             </w:rPr>
-            <w:t>Nonostante la regolare notificazione del ricorso, il Ministero dell'Interno non si è costituito.</w:t>
+            <w:t>Il Ministero dell'Interno, tramite l'Avvocatura Distrettuale dello Stato di Brescia, si è costituito in giudizio il 25-08-2024.</w:t>
           </w:r>
         </w:sdtContent>
       </w:sdt>
@@ -950,7 +950,7 @@
             <w:rPr>
               <w:rStyle w:val="PlaceholderText"/>
             </w:rPr>
-            <w:t/>
+            <w:t>NO</w:t>
           </w:r>
         </w:sdtContent>
       </w:sdt>
@@ -1034,7 +1034,7 @@
             <w:rPr>
               <w:rStyle w:val="PlaceholderText"/>
             </w:rPr>
-            <w:t>Elena Luigi Rossi</w:t>
+            <w:t>Renata Luz Souza</w:t>
           </w:r>
         </w:sdtContent>
       </w:sdt>
@@ -1092,7 +1092,7 @@
               <w:rStyle w:val="PlaceholderText"/>
               <w:lang w:val="en-US"/>
             </w:rPr>
-            <w:t>Mantova</w:t>
+            <w:t>Cremona</w:t>
           </w:r>
         </w:sdtContent>
       </w:sdt>
@@ -1149,7 +1149,7 @@
               <w:rStyle w:val="PlaceholderText"/>
               <w:lang w:val="en-US"/>
             </w:rPr>
-            <w:t>12-09-1871</w:t>
+            <w:t>27-01-1927</w:t>
           </w:r>
         </w:sdtContent>
       </w:sdt>
@@ -1368,7 +1368,7 @@
               <w:rStyle w:val="PlaceholderText"/>
               <w:lang w:val="en-US"/>
             </w:rPr>
-            <w:t>Elena Luigi Rossi -&gt; Davide Ana Lombardi -&gt; Sara Marini -&gt; Francesca Joao Leoni</w:t>
+            <w:t>Linea di discendenza allegata: Renata Luz Souza -&gt; Renata Almeida -&gt; Carlos Silva Almeida -&gt; Pedro Silva -&gt; Ana Souza Silva</w:t>
           </w:r>
         </w:sdtContent>
       </w:sdt>
@@ -2803,7 +2803,7 @@
               <w:rStyle w:val="PlaceholderText"/>
               <w:lang w:val="en-US"/>
             </w:rPr>
-            <w:t>Di contro, il Ministero dell'Interno non si è costituito.</w:t>
+            <w:t>Di contro, il Ministero dell'Interno si è limitato a evocare l'accertamento di eventuali fattispecie estintive del diritto, senza nemmeno allegarle (né aver provato una richiesta di informazioni all'Autorità Consolare).</w:t>
           </w:r>
         </w:p>
       </w:sdtContent>
@@ -2977,7 +2977,7 @@
               <w:rFonts w:ascii="Garamond" w:hAnsi="Garamond"/>
               <w:bCs/>
             </w:rPr>
-            <w:t/>
+            <w:t>4.2. La domanda presentata iure matrimonii è improcedibile.</w:t>
           </w:r>
           <w:proofErr w:type="spellStart"/>
           <w:proofErr w:type="spellEnd"/>
@@ -3013,7 +3013,7 @@
               <w:rFonts w:ascii="Garamond" w:hAnsi="Garamond"/>
               <w:bCs/>
             </w:rPr>
-            <w:t/>
+            <w:t>La giurisprudenza, infatti, ha ammesso la domanda iure sanguinis in ragione delle note liste d'attesa dinanzi ai Consolati italiani, ma nessuna deroga è stata prevista per la cittadinanza acquisita tramite matrimonio (da chiedere prima in via amministrativa, cfr. Direttiva del Ministero dell'Interno n. 12A04741 del 7.3.12). Inoltre, l'art. 4 co. 5 II periodo del D.Lgs. n. 13/17 (sopra riportato) ha disciplinato la competenza territoriale con esclusivo riguardo al Comune di nascita dell'avo, ossia per la cittadinanza ottenuta in virtù della discendenza. Occorre infine considerare che, fino al passaggio in giudicato di questa sentenza, non può dirsi definitivamente acquisito lo status di cittadino del coniuge, presupposto necessario della domanda per matrimonio.</w:t>
           </w:r>
           <w:proofErr w:type="spellStart"/>
           <w:proofErr w:type="spellEnd"/>
@@ -3145,7 +3145,7 @@
               <w:rFonts w:ascii="Garamond" w:hAnsi="Garamond"/>
               <w:bCs/>
             </w:rPr>
-            <w:t/>
+            <w:t>Questo vale anche nei confronti delle parti le cui domande sono state dichiarate inammissibili o improcedibili (viste la serialità della questione per l'Avvocatura dello Stato e la natura prettamente formale della sua costituzione).</w:t>
           </w:r>
         </w:p>
       </w:sdtContent>
@@ -3247,7 +3247,11 @@
               <w:rStyle w:val="PlaceholderText"/>
               <w:lang w:val="en-US"/>
             </w:rPr>
-            <w:t>Francesca Joao Leoni-Silva, nata a  il ;Sara Marini, nata a  il </w:t>
+            <w:t>Ana Souza Silva, nato/a a Campinas il 15-06-2002</w:t>
+            <w:br/>
+            <w:t>Pedro Silva, nato/a a Recife il 18-07-1970</w:t>
+            <w:br/>
+            <w:t>Ana Rodrigues, nato/a a  il </w:t>
           </w:r>
         </w:p>
       </w:sdtContent>
@@ -3294,7 +3298,7 @@
             <w:rPr>
               <w:rStyle w:val="PlaceholderText"/>
             </w:rPr>
-            <w:t>sono cittadini italiane</w:t>
+            <w:t>sono cittadini italiani</w:t>
           </w:r>
         </w:sdtContent>
       </w:sdt>
@@ -3397,7 +3401,7 @@
               <w:rStyle w:val="PlaceholderText"/>
               <w:lang w:val="en-US"/>
             </w:rPr>
-            <w:t/>
+            <w:t>dichiara improcedibile la domanda presentata da Ana Rodrigues;</w:t>
           </w:r>
         </w:p>
       </w:sdtContent>
